--- a/module-4/Donohue-M4-Assignment-4_2.docx
+++ b/module-4/Donohue-M4-Assignment-4_2.docx
@@ -517,23 +517,7 @@
           <w:sz w:val="24"/>
           <w:szCs w:val="24"/>
         </w:rPr>
-        <w:t>Flowchart for “sitka_high</w:t>
-      </w:r>
-      <w:r>
-        <w:rPr>
-          <w:rFonts w:ascii="Times New Roman" w:hAnsi="Times New Roman" w:cs="Times New Roman"/>
-          <w:sz w:val="24"/>
-          <w:szCs w:val="24"/>
-        </w:rPr>
-        <w:t>_low_zld</w:t>
-      </w:r>
-      <w:r>
-        <w:rPr>
-          <w:rFonts w:ascii="Times New Roman" w:hAnsi="Times New Roman" w:cs="Times New Roman"/>
-          <w:sz w:val="24"/>
-          <w:szCs w:val="24"/>
-        </w:rPr>
-        <w:t>.py”</w:t>
+        <w:t>Flowchart for “sitka_high_low_zld.py”</w:t>
       </w:r>
     </w:p>
     <w:p>
@@ -591,6 +575,43 @@
       <w:r>
         <w:br/>
       </w:r>
+      <w:r>
+        <w:drawing>
+          <wp:inline distT="0" distB="0" distL="0" distR="0" wp14:anchorId="38FA466E" wp14:editId="47222EF4">
+            <wp:extent cx="5943600" cy="3823970"/>
+            <wp:effectExtent l="0" t="0" r="0" b="5080"/>
+            <wp:docPr id="2003223663" name="Picture 1"/>
+            <wp:cNvGraphicFramePr>
+              <a:graphicFrameLocks xmlns:a="http://schemas.openxmlformats.org/drawingml/2006/main" noChangeAspect="1"/>
+            </wp:cNvGraphicFramePr>
+            <a:graphic xmlns:a="http://schemas.openxmlformats.org/drawingml/2006/main">
+              <a:graphicData uri="http://schemas.openxmlformats.org/drawingml/2006/picture">
+                <pic:pic xmlns:pic="http://schemas.openxmlformats.org/drawingml/2006/picture">
+                  <pic:nvPicPr>
+                    <pic:cNvPr id="2003223663" name=""/>
+                    <pic:cNvPicPr/>
+                  </pic:nvPicPr>
+                  <pic:blipFill>
+                    <a:blip r:embed="rId10"/>
+                    <a:stretch>
+                      <a:fillRect/>
+                    </a:stretch>
+                  </pic:blipFill>
+                  <pic:spPr>
+                    <a:xfrm>
+                      <a:off x="0" y="0"/>
+                      <a:ext cx="5943600" cy="3823970"/>
+                    </a:xfrm>
+                    <a:prstGeom prst="rect">
+                      <a:avLst/>
+                    </a:prstGeom>
+                  </pic:spPr>
+                </pic:pic>
+              </a:graphicData>
+            </a:graphic>
+          </wp:inline>
+        </w:drawing>
+      </w:r>
     </w:p>
     <w:p>
       <w:r>
@@ -643,7 +664,7 @@
         </w:rPr>
         <w:t xml:space="preserve"> [Web-based diagramming tool]. </w:t>
       </w:r>
-      <w:hyperlink r:id="rId10" w:history="1">
+      <w:hyperlink r:id="rId11" w:history="1">
         <w:r>
           <w:rPr>
             <w:rStyle w:val="Hyperlink"/>
@@ -662,10 +683,10 @@
       </w:pPr>
     </w:p>
     <w:sectPr>
-      <w:headerReference w:type="default" r:id="rId11"/>
-      <w:footerReference w:type="default" r:id="rId12"/>
-      <w:headerReference w:type="first" r:id="rId13"/>
-      <w:footerReference w:type="first" r:id="rId14"/>
+      <w:headerReference w:type="default" r:id="rId12"/>
+      <w:footerReference w:type="default" r:id="rId13"/>
+      <w:headerReference w:type="first" r:id="rId14"/>
+      <w:footerReference w:type="first" r:id="rId15"/>
       <w:type w:val="continuous"/>
       <w:pgSz w:w="12240" w:h="15840" w:code="1"/>
       <w:pgMar w:top="1440" w:right="1440" w:bottom="1440" w:left="1440" w:header="720" w:footer="720" w:gutter="0"/>
